--- a/example_articles/gender/Other/3.gender_Other_New_York_Times.docx
+++ b/example_articles/gender/Other/3.gender_Other_New_York_Times.docx
@@ -7,7 +7,7 @@
         <w:pStyle w:val="Heading1"/>
       </w:pPr>
       <w:r>
-        <w:t>Cigarette Makers Try To Brake a Slide</w:t>
+        <w:t>Banks Amass Glut of Homes, Chilling Sales</w:t>
       </w:r>
     </w:p>
     <w:p>
@@ -17,27 +17,27 @@
     </w:p>
     <w:p>
       <w:r>
-        <w:t>Date: 1990-10-08</w:t>
+        <w:t>Date: 2011-05-23</w:t>
       </w:r>
     </w:p>
     <w:p>
       <w:r>
-        <w:t>Section: Section D; Page 1, Column 4; Financial Desk</w:t>
+        <w:t>Section: Section A; Column 0; National Desk; Pg. 1</w:t>
       </w:r>
     </w:p>
     <w:p>
       <w:r>
-        <w:t>Source File: NYT/50.DOCX</w:t>
+        <w:t>Source file: NYT/37.DOCX</w:t>
       </w:r>
     </w:p>
     <w:p>
       <w:r>
-        <w:t>Raw gender result: Mostly male</w:t>
+        <w:t>Raw gender result, 'gender': Mostly women (working-class lesbians/women)</w:t>
       </w:r>
     </w:p>
     <w:p>
       <w:r>
-        <w:t>gender_stand (Standardized): Other</w:t>
+        <w:t>Standardized gender result, 'gender_stand': Other</w:t>
       </w:r>
     </w:p>
     <w:p>
@@ -49,81 +49,52 @@
     </w:p>
     <w:p>
       <w:r>
-        <w:t>Here in tobacco country, the notion that Washington is almost certain to raise Federal taxes on cigarettes has some people smiling.</w:t>
+        <w:t>EL MIRAGE, Ariz. -- The nation's biggest banks and mortgage lenders have steadily amassed real estate empires, acquiring a glut of foreclosed homes that threatens to deepen the housing slump and create a further drag on the economic recovery.</w:t>
         <w:br/>
-        <w:t>Among them are executives of the Brown &amp; Williamson Tobacco Corporation, the nation's third-largest cigarette maker and one of the leading sellers of discount brands like Viceroy, Raleigh and Richland. Smokers tend to buy more of these cheaper brands as the overall prices of cigarettes and other consumer items rise.</w:t>
+        <w:t>All told, they own more than 872,000 homes as a result of the groundswell in foreclosures, almost twice as many as when the financial crisis began in 2007, according to RealtyTrac, a real estate data provider. In addition, they are in the process of foreclosing on an additional one million homes and are poised to take possession of several million more in the years ahead.</w:t>
         <w:br/>
-        <w:t>Brown &amp; Williamson is even betting that discount brands could so stimulate demand that they could help pull the cigarette industry out of its long sales decline.</w:t>
+        <w:t>Five years after the housing market started teetering, economists now worry that the rise in lender-owned homes could create another vicious circle, in which the growing inventory of distressed property further depresses home values and leads to even more distressed sales. With the spring home-selling season under way, real estate prices have been declining across the country in recent months.</w:t>
         <w:br/>
-        <w:t xml:space="preserve"> </w:t>
+        <w:t>''It remains a heavy weight on the banking system,'' said Mark Zandi, the chief economist of Moody's Analytics. ''Housing prices are falling, and they are going to fall some more.''</w:t>
         <w:br/>
-        <w:t>A Tax Rise Likely</w:t>
+        <w:t>Over all, economists project that it would take about three years for lenders to sell their backlog of foreclosed homes. As a result, home values nationally could fall 5 percent by the end of 2011, according to Moody's, and rise only modestly over the following year. Regions that were hardest hit by the housing collapse and recession could take even longer to recover -- dealing yet another blow to a still-struggling economy.</w:t>
         <w:br/>
-        <w:t>The Federal excise tax on cigarettes is now 16 cents a pack. As part of a budget compromise that the House defeated on Friday, Congressional and White House negotiators had agreed to raise the tax by 4 cents next year and another 4 cents in 1993. It is not clear what will emerge from new budget negotiations, but a cigarette-tax increase remains highly likely, industry experts say.</w:t>
+        <w:t>Although sales have picked up a bit in the last few weeks, banks and other lenders remain overwhelmed by the wave of foreclosures. In Atlanta, lenders are repossessing eight homes for each distressed home they sell, according to March data from RealtyTrac. In Minneapolis, they are bringing in at least six foreclosed homes for each they sell, and in once-hot markets like Chicago and Miami, the ratio still hovers close to two to one.</w:t>
         <w:br/>
-        <w:t>As the tobacco company most dependent on sales of discount brands, Brown &amp; Williamson, which is based in Louisville, has less to lose and possibly more to gain than its competitors.</w:t>
+        <w:t>Before the housing implosion, the inflow and outflow figures were typically one-to-one.</w:t>
         <w:br/>
-        <w:t>The brands can cost as little as $1.10 a pack, compared with $2.35 or more for full-price cigarettes like Marlboros by Philip Morris Inc., in highly taxed states like New York. The industry refers to the lower-price brands as generic cigarettes because they were sold in black-and-white packages with no-name labels when the Liggett Group first popularized them in in the early 1980's.</w:t>
+        <w:t>The reasons for the backlog include inadequate staffs and delays imposed by the lenders because of investigations into foreclosure practices. The pileup could lead to $40 billion in additional losses for banks and other lenders as they sell houses at steep discounts over the next two years, according to Trepp, a real estate research firm.</w:t>
         <w:br/>
-        <w:t xml:space="preserve"> </w:t>
+        <w:t>''These shops are under siege; it's just a tsunami of stuff coming in,'' said Taj Bindra, who oversaw Washington Mutual's servicing unit from 2004 to 2006 and now advises financial institutions on risk management. ''Lenders have a strong incentive to clear out inventory in a controlled and timely manner, but if you had problems on the front end of the foreclosure process, it should be no surprise you are having problems on the back end.''</w:t>
         <w:br/>
-        <w:t>'Branded' Generics</w:t>
+        <w:t>A drive through the sprawling subdivisions outside Phoenix shows the ravages of the real estate collapse. Here in this working-class neighborhood of El Mirage, northwest of Phoenix, rows of small stucco homes sprouted up during the boom. Now block after block is pockmarked by properties with overgrown shrubs, weeds and foreclosure notices tacked to the doors. About 116 lender-owned homes are on the market or under contract in El Mirage, according to local real estate listings.</w:t>
         <w:br/>
-        <w:t>But it did not take long for cigarette makers to realize they could increase sales by marketing ''branded'' generics. Now, about 61.5 percent of generic cigarettes are not generic at all.</w:t>
+        <w:t>But that's just a small fraction of what is to come. An additional 491 houses are either sitting in the lenders' inventory or are in the foreclosure process. On average, homes in El Mirage sell for $65,300, down 75 percent from the height of the boom in July 2006, according to the Cromford Report, a Phoenix-area real estate data provider. Real estate agents and market analysts say those ultra-cheap prices have recently started attracting first-time buyers as well as investors looking for several properties at once.</w:t>
         <w:br/>
-        <w:t>About one out of six packs of all cigarettes now sold is a low-price brand. Even before the proposed rise in cigarette taxes, analysts were saying that discounts could account for one in four packs in a few years.</w:t>
+        <w:t>Lenders have also been more willing to let distressed borrowers sidestep foreclosure by selling homes for a loss. That has accelerated the pace of sales in the area and even caused prices to slowly rise in the last two months, but realty agents worry about all the distressed homes that are coming down the pike.</w:t>
         <w:br/>
-        <w:t>Makers of higher-priced cigarettes often say that consumers get what they pay for in low-cost brands. But the costs for tobacco, paper and other raw materials in all cigarettes are modest compared to the enormous profit. Even after deep discounting, for example, cigarette companies can earn 42 cents in gross profit for a pack, compared with 66 cents a pack for the full-price brands, according to Marc I. Cohen, an analyst with Sanford C. Bernstein &amp; Company.</w:t>
+        <w:t>''My biggest fear right now is that the supply has been artificially restricted,'' said Jayson Meyerovitz, a local broker. ''They can't just sit there forever. If so many houses hit the market, what is going to happen then?''</w:t>
         <w:br/>
-        <w:t xml:space="preserve"> </w:t>
+        <w:t>The major lenders say they are not deliberately holding back any foreclosed homes. They say that a long sales process can stigmatize a property and ratchet up maintenance and other costs. But they also do not want to unload properties in a fire sale.</w:t>
         <w:br/>
-        <w:t>A Rise in Market Share</w:t>
+        <w:t>''If we are out there undercutting prices, we are contributing to the downward spiral in market values,'' said Eric Will, who oversees distressed home sales for Freddie Mac. ''We want to make sure we are helping stabilize communities.''</w:t>
         <w:br/>
-        <w:t>Selling cheap American cigarettes has helped Brown &amp; Williamson's business substantially. Besides Philip Morris and tiny Liggett, it is the only large cigarette company to have increased its market share, according to John C. Maxwell Jr., an analyst with Wheat First Securities. In the 12 months ended June 30, Brown &amp; Williamson's share rose to 11.2 percent from 10.2 percent, a substantial performance in a declining market.</w:t>
+        <w:t>The biggest reason for the backlog is that it takes longer to sell foreclosed homes, currently an average of 176 days -- and that's after the 400 days it takes for lenders to foreclose. After drawing government scrutiny over improper foreclosures practices last fall, many big lenders have slowed their operations in order to check the paperwork, and in two dozen or so states they halted them for months.</w:t>
         <w:br/>
-        <w:t>Brown &amp; Williamson's success is built on turning moribund full-price brands like Viceroy and Raleigh into discount lines, and on introducing new discount brands like Richland.</w:t>
+        <w:t>Conscious of their image, many lenders have recently started telling real estate agents to be more lenient to renters who happen to live in a foreclosed home and give them extra time to move out before changing the locks.</w:t>
         <w:br/>
-        <w:t>Brown &amp; Williamson is a unit of the London-based B.A.T Industries, one of the world's largest conglomerates, and the world's second-largest tobacco company, after Philip Morris. The cigarette subsidiary posted a 1989 profit of about $587 million, up 25 percent, on a 19 percent rise in revenue to about $5.2 billion. Much of Brown &amp; Williamson's profit and revenue came from the United States.</w:t>
+        <w:t>''Wells Fargo has sent me back knocking on doors two or three times, offering to give renters money if they cooperate with us,'' said Claude A. Worrell, a longtime real estate agent from Minneapolis who specializes in selling bank-owned property. ''It's a lot different than it used to be.''</w:t>
         <w:br/>
-        <w:t>Cigarette makers and securities analysts say Brown &amp; Williamson's success is no isolated case. The best-selling, indeed the only, new products in the last two years have been discount cigarettes. They have had uninterrupted growth for the last eight years as the price of cigarettes in general has risen steeply.</w:t>
+        <w:t>Realty agents and buyers say the lenders are simply overwhelmed. Just as lenders were ill-prepared to handle the flood of foreclosures, they do not have the staff and infrastructure to manage and sell this much property.</w:t>
         <w:br/>
-        <w:t>Even so, some researchers suggest that steep tax increases will further reduce smoking, as people faced with the higher prices either quit or do not start. Industry experts respond that most of those studies were done four or five years ago, when discount cigarettes were not widely available. Today, generic cigarettes account for more than four billion packs a year, or about 16 percent of the market.</w:t>
+        <w:t>Most of the major lenders outsourced almost every part of the process, be it sales or repairs. Some agents complain that lender-owned home listings are routinely out of date, that properties are overpriced by as much as 10 percent, and that lenders take days or longer to accept an offer.</w:t>
         <w:br/>
-        <w:t xml:space="preserve"> </w:t>
+        <w:t>The silver lining for home lenders, however, is that the number of new foreclosures and recent borrowers falling behind on their payments by three months or longer is shrinking.</w:t>
         <w:br/>
-        <w:t>Targeted Populations</w:t>
+        <w:t>''If they are able to manage through the next 12 to 18 months,'' said Mr. Zandi, the Moody's Analytics economist, ''they will be in really good shape.''</w:t>
         <w:br/>
-        <w:t>Although only 29.1 percent of adults in 1987 smoked, down from 40.4 percent in 1965, it is far from clear whether smoking is on the road to extinction.</w:t>
         <w:br/>
-        <w:t>In fact, tobacco companies are looking for the industry to pull out of its sales decline, perhaps as soon as the mid-1990's. The availability of discount cigarettes will help. But more important, further population growth in the groups likely to want discount cigarettes will help even more. These groups include retired people on fixed incomes, the poor and working class in general, and, in particular, poor members of minority groups between 15 and 24 years old, when many people begin smoking.</w:t>
-        <w:br/>
-        <w:t>The general population trend is that there are fewer and fewer young people to start smoking, but the Census Bureau projections say that minority groups will be an exception. The number of blacks age 15 to 24 will rise to 5.5 million in 1995 from 5.4 million in 1990. Similarly, the number of Hispanics in the same age group will rise to 3.8 million from 3.7 million. The trends are expected to continue into the next century.</w:t>
-        <w:br/>
-        <w:t xml:space="preserve"> </w:t>
-        <w:br/>
-        <w:t>A Boon to the Industry</w:t>
-        <w:br/>
-        <w:t>Some anti-smoking activists reluctantly agree that discount cigarettes will be a boon to the industry. ''It's the wave of the future,'' said Phillip Wilbur, a director of the Advocacy Institute, a public policy and health advocacy group.</w:t>
-        <w:br/>
-        <w:t>Raymond J. Pritchard, chairman and chief executive of Brown &amp; Williamson, said, ''You don't need to be a genius to see growth in generics if the excise tax goes up.''</w:t>
-        <w:br/>
-        <w:t>''One would expect with more people unemployed and with less disposable income,'' Mr. Pritchard continued, ''one would see people shopping for more discount brands than when everyone is flush with money.''</w:t>
-        <w:br/>
-        <w:t xml:space="preserve"> </w:t>
-        <w:br/>
-        <w:t>Discreet Enticements</w:t>
-        <w:br/>
-        <w:t>Like other companies, Brown &amp; Williamson does not heavily advertise its discount line. Instead it spends much of its marketing budget on cents-off coupons, ''buy one get one free'' promotions, and even on trading stamps to be saved and exchanged for free or discount-priced merchandise.</w:t>
-        <w:br/>
-        <w:t>Last year, close to 40 percent of the 58.5 billion cigarettes Brown &amp; Williamson sold were discount brands. By contrast, discount brands were only 11 percent of Philip Morris's sales and 21 percent of RJR Nabisco's, although these larger companies sold a greater number of discount cigarettes over all.</w:t>
-        <w:br/>
-        <w:t>In August, Brown &amp; Williamson won on appeal a lawsuit filed by Liggett, the smallest of the nation's six cigarette makers and one that is intent on diversifying out of tobacco. Liggett accused Brown &amp; Williamson of engaging in ''predatory pricing'' by undercutting its prices on generic cigarettes, a field that Liggett helped pioneer, especially with its Pyramid cigarettes. The victory reversed a $149 million damage claim against Brown &amp; Williamson, and analysts now project even greater price competition among makers of discount cigarettes.</w:t>
-        <w:br/>
-        <w:t>For Brown &amp; Williamson, branded generics like Richland have helped lift sales 12 percent, to more than six million cigarettes in the first half of this year.</w:t>
-        <w:br/>
-        <w:t>The strategy has also helped its old brands, such as Viceroy, introduced in 1936. Once an also-ran, Viceroy jumped from 24th in sales in 1988 to 16th in 1989 on the basis of a price cut.</w:t>
-        <w:br/>
-        <w:t>Earlier this summer, Brown &amp; Willamson cut prices on a version of its Raleigh brand, first introduced in 1928.</w:t>
+        <w:t>http://www.nytimes.com</w:t>
         <w:br/>
         <w:br/>
         <w:t>Graphic</w:t>
@@ -131,7 +102,9 @@
         <w:br/>
         <w:t xml:space="preserve"> </w:t>
         <w:br/>
-        <w:t>Photo: ''You don't need to be a genius to see growth in generics if the excise tax goes up,'' said Raymond J. Pritchard, chairman and chief executive of Brown &amp; Williamson, the nation's third-largest cigarette maker. (Keith Williams for The New York Times); Graph: Brown &amp; Williamson's 1989 cigarette sales (Source: Maxwell Consumer Report)</w:t>
+        <w:t>PHOTO: Jayson Meyerovitz, a broker in the Phoenix area, is concerned about bank-owned foreclosures: ''If so many houses hit the market, what is going to happen then?'' (PHOTOGRAPH BY JOSHUA LOTT FOR THE NEW YORK TIMES) (A13) CHARTS: A Backlog in the Housing Market: Banks and other lenders, including Fannie Mae and Freddie Mac, hold 872,000 homes and are in the process of seizing a million more from troubled borrowers. At current sales rates, it will take lenders more than three years to sell those homes. (Sources: RealtyTrac</w:t>
+        <w:br/>
+        <w:t xml:space="preserve"> S. &amp; P./Case-Shiller (change in prices)) (A13)</w:t>
       </w:r>
     </w:p>
     <w:sectPr>

--- a/example_articles/gender/Other/3.gender_Other_New_York_Times.docx
+++ b/example_articles/gender/Other/3.gender_Other_New_York_Times.docx
@@ -32,7 +32,7 @@
     </w:p>
     <w:p>
       <w:r>
-        <w:t>Raw gender result, 'gender': Mostly women (working-class neighborhood includes trans women and a female narrator)</w:t>
+        <w:t>Raw gender result, 'gender': Mostly women (trans women are central)</w:t>
       </w:r>
     </w:p>
     <w:p>
